--- a/Lab/02-Geometria/salida/Cilindro_Hueco_1.docx
+++ b/Lab/02-Geometria/salida/Cilindro_Hueco_1.docx
@@ -137,7 +137,7 @@
         <w:br/>
       </w:r>
       <w:r>
-        <w:t xml:space="preserve">Sebastián necesita determinar el volumen de combustible que puede contener el cilindro interno pero solamente cuenta con las medidas de las dimensiones que muestra la figura.</w:t>
+        <w:t xml:space="preserve">Diego necesita determinar el volumen de aceite que puede contener el cilindro interno pero solamente cuenta con las medidas de las dimensiones que muestra la figura.</w:t>
       </w:r>
     </w:p>
     <w:p>
@@ -159,7 +159,7 @@
         </w:numPr>
       </w:pPr>
       <w:r>
-        <w:t xml:space="preserve">¿Qué medida le falta a Sebastián para hallar la cantidad deseada?</w:t>
+        <w:t xml:space="preserve">¿Qué medida le falta a Diego para hallar la cantidad deseada?</w:t>
       </w:r>
     </w:p>
     <w:p>
@@ -170,7 +170,7 @@
         </w:numPr>
       </w:pPr>
       <w:r>
-        <w:t xml:space="preserve">Diámetro externo</w:t>
+        <w:t xml:space="preserve">Radio externo</w:t>
       </w:r>
     </w:p>
     <w:p>
@@ -181,7 +181,7 @@
         </w:numPr>
       </w:pPr>
       <w:r>
-        <w:t xml:space="preserve">Radio externo</w:t>
+        <w:t xml:space="preserve">Diámetro externo</w:t>
       </w:r>
     </w:p>
     <w:p>
@@ -224,7 +224,7 @@
         <w:br/>
       </w:r>
       <w:r>
-        <w:t xml:space="preserve">Para resolver este problema, debemos analizar qué información necesitamos para calcular el volumen del cilindro interno, que determinará la cantidad de combustible que puede contener.</w:t>
+        <w:t xml:space="preserve">Para resolver este problema, debemos analizar qué información necesitamos para calcular el volumen del cilindro interno, que determinará la cantidad de aceite que puede contener.</w:t>
       </w:r>
     </w:p>
     <w:p>
@@ -347,13 +347,13 @@
         <w:t xml:space="preserve"> </w:t>
       </w:r>
       <w:r>
-        <w:t xml:space="preserve">- Radio interno = 0.7 m</w:t>
-      </w:r>
-      <w:r>
-        <w:t xml:space="preserve"> </w:t>
-      </w:r>
-      <w:r>
-        <w:t xml:space="preserve">- Grosor = 0.8 m (que determina el radio externo = 1.5 m)</w:t>
+        <w:t xml:space="preserve">- Radio interno = 1.1 m</w:t>
+      </w:r>
+      <w:r>
+        <w:t xml:space="preserve"> </w:t>
+      </w:r>
+      <w:r>
+        <w:t xml:space="preserve">- Grosor = 0.8 m (que determina el radio externo = 1.9 m)</w:t>
       </w:r>
     </w:p>
     <w:p>
@@ -370,13 +370,13 @@
         <w:t xml:space="preserve"> </w:t>
       </w:r>
       <w:r>
-        <w:t xml:space="preserve">- Radio externo = Radio interno + Grosor = 0.7 + 0.8 = 1.5 m</w:t>
-      </w:r>
-      <w:r>
-        <w:t xml:space="preserve"> </w:t>
-      </w:r>
-      <w:r>
-        <w:t xml:space="preserve">- Diámetro externo = 2 × Radio externo = 2 × 1.5 = 3 m</w:t>
+        <w:t xml:space="preserve">- Radio externo = Radio interno + Grosor = 1.1 + 0.8 = 1.9 m</w:t>
+      </w:r>
+      <w:r>
+        <w:t xml:space="preserve"> </w:t>
+      </w:r>
+      <w:r>
+        <w:t xml:space="preserve">- Diámetro externo = 2 × Radio externo = 2 × 1.9 = 3.8 m</w:t>
       </w:r>
     </w:p>
     <w:p>
@@ -393,7 +393,7 @@
         <w:t xml:space="preserve"> </w:t>
       </w:r>
       <w:r>
-        <w:t xml:space="preserve">1. El radio interno (ya lo tenemos: 0.7 m)</w:t>
+        <w:t xml:space="preserve">1. El radio interno (ya lo tenemos: 1.1 m)</w:t>
       </w:r>
       <w:r>
         <w:t xml:space="preserve"> </w:t>
@@ -410,7 +410,7 @@
         </w:numPr>
       </w:pPr>
       <w:r>
-        <w:t xml:space="preserve">Por lo tanto, a Sebastián le falta conocer la altura del cilindro para poder calcular la cantidad de combustible que puede contener el cilindro interno.</w:t>
+        <w:t xml:space="preserve">Por lo tanto, a Diego le falta conocer la altura del cilindro para poder calcular la cantidad de aceite que puede contener el cilindro interno.</w:t>
       </w:r>
     </w:p>
     <w:p>
@@ -421,7 +421,7 @@
         </w:numPr>
       </w:pPr>
       <w:r>
-        <w:t xml:space="preserve">Este es incorrecto. Conocer la diámetro externo no es suficiente para calcular el volumen, ya tenemos esta información o no es necesaria</w:t>
+        <w:t xml:space="preserve">Este es incorrecto. Conocer el radio externo no es suficiente para calcular el volumen, ya tenemos esta información o no es necesaria</w:t>
       </w:r>
     </w:p>
     <w:p>
@@ -432,7 +432,7 @@
         </w:numPr>
       </w:pPr>
       <w:r>
-        <w:t xml:space="preserve">Este es incorrecto. Conocer el radio externo no es suficiente para calcular el volumen, ya tenemos esta información o no es necesaria</w:t>
+        <w:t xml:space="preserve">Este es incorrecto. Conocer el diámetro externo no es suficiente para calcular el volumen, ya tenemos esta información o no es necesaria</w:t>
       </w:r>
     </w:p>
     <w:p>
@@ -443,7 +443,7 @@
         </w:numPr>
       </w:pPr>
       <w:r>
-        <w:t xml:space="preserve">Este es incorrecto. Conocer el perímetro del cilindro no es suficiente para calcular el volumen, ya tenemos esta información o no es necesaria</w:t>
+        <w:t xml:space="preserve">Este es incorrecto. Conocer la perímetro del cilindro no es suficiente para calcular el volumen, ya tenemos esta información o no es necesaria</w:t>
       </w:r>
     </w:p>
     <w:p>
@@ -475,7 +475,7 @@
         <w:br/>
       </w:r>
       <w:r>
-        <w:t xml:space="preserve">Sofía necesita determinar el volumen de pintura que puede contener el cilindro interno pero solamente cuenta con las medidas de las dimensiones que muestra la figura.</w:t>
+        <w:t xml:space="preserve">Elena quiere calcular la cantidad de agua que cabe en el cilindro interno pero solamente cuenta con las medidas de las dimensiones que muestra la figura.</w:t>
       </w:r>
     </w:p>
     <w:p>
@@ -497,7 +497,7 @@
         </w:numPr>
       </w:pPr>
       <w:r>
-        <w:t xml:space="preserve">¿Qué medida le falta a Sofía para hallar la cantidad deseada?</w:t>
+        <w:t xml:space="preserve">¿Qué medida le falta a Elena para hallar la cantidad deseada?</w:t>
       </w:r>
     </w:p>
     <w:p>
@@ -519,7 +519,7 @@
         </w:numPr>
       </w:pPr>
       <w:r>
-        <w:t xml:space="preserve">Altura del cilindro</w:t>
+        <w:t xml:space="preserve">Radio externo</w:t>
       </w:r>
     </w:p>
     <w:p>
@@ -530,7 +530,7 @@
         </w:numPr>
       </w:pPr>
       <w:r>
-        <w:t xml:space="preserve">Perímetro del cilindro</w:t>
+        <w:t xml:space="preserve">Altura del cilindro</w:t>
       </w:r>
     </w:p>
     <w:p>
@@ -541,7 +541,7 @@
         </w:numPr>
       </w:pPr>
       <w:r>
-        <w:t xml:space="preserve">Radio externo</w:t>
+        <w:t xml:space="preserve">Perímetro del cilindro</w:t>
       </w:r>
     </w:p>
     <w:p>
@@ -562,7 +562,7 @@
         <w:br/>
       </w:r>
       <w:r>
-        <w:t xml:space="preserve">Para resolver este problema, debemos analizar qué información necesitamos para calcular el volumen del cilindro interno, que determinará la cantidad de pintura que puede contener.</w:t>
+        <w:t xml:space="preserve">Para resolver este problema, debemos analizar qué información necesitamos para calcular el volumen del cilindro interno, que determinará la cantidad de agua que puede contener.</w:t>
       </w:r>
     </w:p>
     <w:p>
@@ -685,13 +685,13 @@
         <w:t xml:space="preserve"> </w:t>
       </w:r>
       <w:r>
-        <w:t xml:space="preserve">- Radio interno = 0.7 m</w:t>
-      </w:r>
-      <w:r>
-        <w:t xml:space="preserve"> </w:t>
-      </w:r>
-      <w:r>
-        <w:t xml:space="preserve">- Grosor = 0.1 m (que determina el radio externo = 0.8 m)</w:t>
+        <w:t xml:space="preserve">- Radio interno = 0.6 m</w:t>
+      </w:r>
+      <w:r>
+        <w:t xml:space="preserve"> </w:t>
+      </w:r>
+      <w:r>
+        <w:t xml:space="preserve">- Grosor = 0.7 m (que determina el radio externo = 1.3 m)</w:t>
       </w:r>
     </w:p>
     <w:p>
@@ -708,13 +708,13 @@
         <w:t xml:space="preserve"> </w:t>
       </w:r>
       <w:r>
-        <w:t xml:space="preserve">- Radio externo = Radio interno + Grosor = 0.7 + 0.1 = 0.8 m</w:t>
-      </w:r>
-      <w:r>
-        <w:t xml:space="preserve"> </w:t>
-      </w:r>
-      <w:r>
-        <w:t xml:space="preserve">- Diámetro externo = 2 × Radio externo = 2 × 0.8 = 1.6 m</w:t>
+        <w:t xml:space="preserve">- Radio externo = Radio interno + Grosor = 0.6 + 0.7 = 1.3 m</w:t>
+      </w:r>
+      <w:r>
+        <w:t xml:space="preserve"> </w:t>
+      </w:r>
+      <w:r>
+        <w:t xml:space="preserve">- Diámetro externo = 2 × Radio externo = 2 × 1.3 = 2.6 m</w:t>
       </w:r>
     </w:p>
     <w:p>
@@ -731,7 +731,7 @@
         <w:t xml:space="preserve"> </w:t>
       </w:r>
       <w:r>
-        <w:t xml:space="preserve">1. El radio interno (ya lo tenemos: 0.7 m)</w:t>
+        <w:t xml:space="preserve">1. El radio interno (ya lo tenemos: 0.6 m)</w:t>
       </w:r>
       <w:r>
         <w:t xml:space="preserve"> </w:t>
@@ -748,7 +748,7 @@
         </w:numPr>
       </w:pPr>
       <w:r>
-        <w:t xml:space="preserve">Por lo tanto, a Sofía le falta conocer la altura del cilindro para poder calcular la cantidad de pintura que puede contener el cilindro interno.</w:t>
+        <w:t xml:space="preserve">Por lo tanto, a Elena le falta conocer la altura del cilindro para poder calcular la cantidad de agua que puede contener el cilindro interno.</w:t>
       </w:r>
     </w:p>
     <w:p>
@@ -770,7 +770,7 @@
         </w:numPr>
       </w:pPr>
       <w:r>
-        <w:t xml:space="preserve">Este es correcto. Para calcular el volumen del cilindro interno necesitamos conocer su altura del cilindro</w:t>
+        <w:t xml:space="preserve">Este es incorrecto. Conocer el radio externo no es suficiente para calcular el volumen, ya tenemos esta información o no es necesaria</w:t>
       </w:r>
     </w:p>
     <w:p>
@@ -781,7 +781,7 @@
         </w:numPr>
       </w:pPr>
       <w:r>
-        <w:t xml:space="preserve">Este es incorrecto. Conocer el perímetro del cilindro no es suficiente para calcular el volumen, ya tenemos esta información o no es necesaria</w:t>
+        <w:t xml:space="preserve">Este es correcto. Para calcular el volumen del cilindro interno necesitamos conocer su altura del cilindro</w:t>
       </w:r>
     </w:p>
     <w:p>
@@ -792,7 +792,7 @@
         </w:numPr>
       </w:pPr>
       <w:r>
-        <w:t xml:space="preserve">Este es incorrecto. Conocer el radio externo no es suficiente para calcular el volumen, ya tenemos esta información o no es necesaria</w:t>
+        <w:t xml:space="preserve">Este es incorrecto. Conocer el perímetro del cilindro no es suficiente para calcular el volumen, ya tenemos esta información o no es necesaria</w:t>
       </w:r>
     </w:p>
     <w:bookmarkEnd w:id="20"/>
